--- a/static/media/6.qd_giam_sat_ttr_dot_xuat.docx
+++ b/static/media/6.qd_giam_sat_ttr_dot_xuat.docx
@@ -1,6 +1,6 @@
 
 <file path=word/document.xml><?xml version="1.0" encoding="utf-8"?>
-<w:document xmlns:wpc="http://schemas.microsoft.com/office/word/2010/wordprocessingCanvas" xmlns:cx="http://schemas.microsoft.com/office/drawing/2014/chartex" xmlns:cx1="http://schemas.microsoft.com/office/drawing/2015/9/8/chartex" xmlns:cx2="http://schemas.microsoft.com/office/drawing/2015/10/21/chartex" xmlns:cx3="http://schemas.microsoft.com/office/drawing/2016/5/9/chartex" xmlns:cx4="http://schemas.microsoft.com/office/drawing/2016/5/10/chartex" xmlns:cx5="http://schemas.microsoft.com/office/drawing/2016/5/11/chartex" xmlns:cx6="http://schemas.microsoft.com/office/drawing/2016/5/12/chartex" xmlns:cx7="http://schemas.microsoft.com/office/drawing/2016/5/13/chartex" xmlns:cx8="http://schemas.microsoft.com/office/drawing/2016/5/14/chartex" xmlns:mc="http://schemas.openxmlformats.org/markup-compatibility/2006" xmlns:aink="http://schemas.microsoft.com/office/drawing/2016/ink" xmlns:am3d="http://schemas.microsoft.com/office/drawing/2017/model3d" xmlns:o="urn:schemas-microsoft-com:office:office" xmlns:r="http://schemas.openxmlformats.org/officeDocument/2006/relationships" xmlns:m="http://schemas.openxmlformats.org/officeDocument/2006/math" xmlns:v="urn:schemas-microsoft-com:vml" xmlns:wp14="http://schemas.microsoft.com/office/word/2010/wordprocessingDrawing" xmlns:wp="http://schemas.openxmlformats.org/drawingml/2006/wordprocessingDrawing" xmlns:w10="urn:schemas-microsoft-com:office:word" xmlns:w="http://schemas.openxmlformats.org/wordprocessingml/2006/main" xmlns:w14="http://schemas.microsoft.com/office/word/2010/wordml" xmlns:w15="http://schemas.microsoft.com/office/word/2012/wordml" xmlns:w16cex="http://schemas.microsoft.com/office/word/2018/wordml/cex" xmlns:w16cid="http://schemas.microsoft.com/office/word/2016/wordml/cid" xmlns:w16="http://schemas.microsoft.com/office/word/2018/wordml" xmlns:w16sdtdh="http://schemas.microsoft.com/office/word/2020/wordml/sdtdatahash" xmlns:w16se="http://schemas.microsoft.com/office/word/2015/wordml/symex" xmlns:wpg="http://schemas.microsoft.com/office/word/2010/wordprocessingGroup" xmlns:wpi="http://schemas.microsoft.com/office/word/2010/wordprocessingInk" xmlns:wne="http://schemas.microsoft.com/office/word/2006/wordml" xmlns:wps="http://schemas.microsoft.com/office/word/2010/wordprocessingShape" mc:Ignorable="w14 w15 w16se w16cid w16 w16cex w16sdtdh wp14">
+<w:document xmlns:wpc="http://schemas.microsoft.com/office/word/2010/wordprocessingCanvas" xmlns:cx="http://schemas.microsoft.com/office/drawing/2014/chartex" xmlns:cx1="http://schemas.microsoft.com/office/drawing/2015/9/8/chartex" xmlns:cx2="http://schemas.microsoft.com/office/drawing/2015/10/21/chartex" xmlns:cx3="http://schemas.microsoft.com/office/drawing/2016/5/9/chartex" xmlns:cx4="http://schemas.microsoft.com/office/drawing/2016/5/10/chartex" xmlns:cx5="http://schemas.microsoft.com/office/drawing/2016/5/11/chartex" xmlns:cx6="http://schemas.microsoft.com/office/drawing/2016/5/12/chartex" xmlns:cx7="http://schemas.microsoft.com/office/drawing/2016/5/13/chartex" xmlns:cx8="http://schemas.microsoft.com/office/drawing/2016/5/14/chartex" xmlns:mc="http://schemas.openxmlformats.org/markup-compatibility/2006" xmlns:aink="http://schemas.microsoft.com/office/drawing/2016/ink" xmlns:am3d="http://schemas.microsoft.com/office/drawing/2017/model3d" xmlns:o="urn:schemas-microsoft-com:office:office" xmlns:oel="http://schemas.microsoft.com/office/2019/extlst" xmlns:r="http://schemas.openxmlformats.org/officeDocument/2006/relationships" xmlns:m="http://schemas.openxmlformats.org/officeDocument/2006/math" xmlns:v="urn:schemas-microsoft-com:vml" xmlns:wp14="http://schemas.microsoft.com/office/word/2010/wordprocessingDrawing" xmlns:wp="http://schemas.openxmlformats.org/drawingml/2006/wordprocessingDrawing" xmlns:w10="urn:schemas-microsoft-com:office:word" xmlns:w="http://schemas.openxmlformats.org/wordprocessingml/2006/main" xmlns:w14="http://schemas.microsoft.com/office/word/2010/wordml" xmlns:w15="http://schemas.microsoft.com/office/word/2012/wordml" xmlns:w16cex="http://schemas.microsoft.com/office/word/2018/wordml/cex" xmlns:w16cid="http://schemas.microsoft.com/office/word/2016/wordml/cid" xmlns:w16="http://schemas.microsoft.com/office/word/2018/wordml" xmlns:w16du="http://schemas.microsoft.com/office/word/2023/wordml/word16du" xmlns:w16sdtdh="http://schemas.microsoft.com/office/word/2020/wordml/sdtdatahash" xmlns:w16sdtfl="http://schemas.microsoft.com/office/word/2024/wordml/sdtformatlock" xmlns:w16se="http://schemas.microsoft.com/office/word/2015/wordml/symex" xmlns:wpg="http://schemas.microsoft.com/office/word/2010/wordprocessingGroup" xmlns:wpi="http://schemas.microsoft.com/office/word/2010/wordprocessingInk" xmlns:wne="http://schemas.microsoft.com/office/word/2006/wordml" xmlns:wps="http://schemas.microsoft.com/office/word/2010/wordprocessingShape" mc:Ignorable="w14 w15 w16se w16cid w16 w16cex w16sdtdh w16sdtfl w16du wp14">
   <w:body>
     <w:p>
       <w:pPr>
@@ -24,7 +24,7 @@
           <w:lang w:val="nl-NL"/>
         </w:rPr>
         <w:tab/>
-        <w:t>TỔNG CỤC THUẾ</w:t>
+        <w:t>CỤC THUẾ</w:t>
       </w:r>
       <w:r>
         <w:rPr>
@@ -55,10 +55,10 @@
     <w:p>
       <w:pPr>
         <w:tabs>
-          <w:tab w:val="center" w:pos="1276"/>
+          <w:tab w:val="center" w:pos="1418"/>
           <w:tab w:val="center" w:pos="6804"/>
         </w:tabs>
-        <w:ind w:left="-567"/>
+        <w:ind w:left="-567" w:firstLine="141"/>
         <w:jc w:val="both"/>
         <w:rPr>
           <w:b/>
@@ -136,7 +136,7 @@
           </mc:Choice>
           <mc:Fallback>
             <w:pict>
-              <v:line w14:anchorId="4380DF39" id="Line 12" o:spid="_x0000_s1026" style="position:absolute;z-index:251661312;visibility:visible;mso-wrap-style:square;mso-width-percent:0;mso-height-percent:0;mso-wrap-distance-left:9pt;mso-wrap-distance-top:0;mso-wrap-distance-right:9pt;mso-wrap-distance-bottom:0;mso-position-horizontal:absolute;mso-position-horizontal-relative:text;mso-position-vertical:absolute;mso-position-vertical-relative:text;mso-width-percent:0;mso-height-percent:0;mso-width-relative:page;mso-height-relative:page" from="30.6pt,16.2pt" to="93.6pt,16.2pt" o:gfxdata="UEsDBBQABgAIAAAAIQC2gziS/gAAAOEBAAATAAAAW0NvbnRlbnRfVHlwZXNdLnhtbJSRQU7DMBBF&#10;90jcwfIWJU67QAgl6YK0S0CoHGBkTxKLZGx5TGhvj5O2G0SRWNoz/78nu9wcxkFMGNg6quQqL6RA&#10;0s5Y6ir5vt9lD1JwBDIwOMJKHpHlpr69KfdHjyxSmriSfYz+USnWPY7AufNIadK6MEJMx9ApD/oD&#10;OlTrorhX2lFEilmcO2RdNtjC5xDF9pCuTyYBB5bi6bQ4syoJ3g9WQ0ymaiLzg5KdCXlKLjvcW893&#10;SUOqXwnz5DrgnHtJTxOsQfEKIT7DmDSUCaxw7Rqn8787ZsmRM9e2VmPeBN4uqYvTtW7jvijg9N/y&#10;JsXecLq0q+WD6m8AAAD//wMAUEsDBBQABgAIAAAAIQA4/SH/1gAAAJQBAAALAAAAX3JlbHMvLnJl&#10;bHOkkMFqwzAMhu+DvYPRfXGawxijTi+j0GvpHsDYimMaW0Yy2fr2M4PBMnrbUb/Q94l/f/hMi1qR&#10;JVI2sOt6UJgd+ZiDgffL8ekFlFSbvV0oo4EbChzGx4f9GRdb25HMsYhqlCwG5lrLq9biZkxWOiqY&#10;22YiTra2kYMu1l1tQD30/bPm3wwYN0x18gb45AdQl1tp5j/sFB2T0FQ7R0nTNEV3j6o9feQzro1i&#10;OWA14Fm+Q8a1a8+Bvu/d/dMb2JY5uiPbhG/ktn4cqGU/er3pcvwCAAD//wMAUEsDBBQABgAIAAAA&#10;IQDDX3qRvwEAAGkDAAAOAAAAZHJzL2Uyb0RvYy54bWysU01vGyEQvVfKf0Dc411bTZWuvM7BaXJx&#10;WktJf8AY2F1UYBBg7/rfd8AfTdtb1T0gYGbevPeGXT5M1rCDClGja/l8VnOmnECpXd/y729Pt/ec&#10;xQROgkGnWn5UkT+sbj4sR9+oBQ5opAqMQFxsRt/yISXfVFUUg7IQZ+iVo2CHwUKiY+grGWAkdGuq&#10;RV1/qkYM0gcUKka6fTwF+argd50S6VvXRZWYaTlxS2UNZd3ltVotoekD+EGLMw34BxYWtKOmV6hH&#10;SMD2Qf8FZbUIGLFLM4G2wq7TQhUNpGZe/6HmdQCvihYyJ/qrTfH/wYqvh21gWrb8I2cOLI1oo51i&#10;80W2ZvSxoYy124YsTkzu1W9Q/IjM4XoA16tC8e3oqW6eK6rfSvIhemqwG19QUg7sExafpi7YDEkO&#10;sKmM43gdh5oSE3R5X5MlNDRxCVXQXOp8iOlZoWV503JDnAsuHDYxZR7QXFJyG4dP2pgybOPY2PLP&#10;d4u7UhDRaJmDOS2Gfrc2gR0gP5fyFVEUeZ8WcO9kARsUyC/nfQJtTntqbtzZiyz/ZOQO5XEbLh7R&#10;PAvL89vLD+b9uVT/+kNWPwEAAP//AwBQSwMEFAAGAAgAAAAhANR1WK/cAAAACAEAAA8AAABkcnMv&#10;ZG93bnJldi54bWxMj8FOwzAQRO9I/IO1SFwq6jRFbRWyqRCQGxcKFddtvCQR8TqN3Tbw9bjiAMed&#10;Gc2+ydej7dSRB986QZhNE1AslTOt1Ahvr+XNCpQPJIY6J4zwxR7WxeVFTplxJ3nh4ybUKpaIzwih&#10;CaHPtPZVw5b81PUs0ftwg6UQz6HWZqBTLLedTpNkoS21Ej801PNDw9Xn5mARfLnlffk9qSbJ+7x2&#10;nO4fn58I8fpqvL8DFXgMf2E440d0KCLTzh3EeNUhLGZpTCLM01tQZ3+1jMLuV9BFrv8PKH4AAAD/&#10;/wMAUEsBAi0AFAAGAAgAAAAhALaDOJL+AAAA4QEAABMAAAAAAAAAAAAAAAAAAAAAAFtDb250ZW50&#10;X1R5cGVzXS54bWxQSwECLQAUAAYACAAAACEAOP0h/9YAAACUAQAACwAAAAAAAAAAAAAAAAAvAQAA&#10;X3JlbHMvLnJlbHNQSwECLQAUAAYACAAAACEAw196kb8BAABpAwAADgAAAAAAAAAAAAAAAAAuAgAA&#10;ZHJzL2Uyb0RvYy54bWxQSwECLQAUAAYACAAAACEA1HVYr9wAAAAIAQAADwAAAAAAAAAAAAAAAAAZ&#10;BAAAZHJzL2Rvd25yZXYueG1sUEsFBgAAAAAEAAQA8wAAACIFAAAAAA==&#10;"/>
+              <v:line w14:anchorId="61CFA32C" id="Line 12" o:spid="_x0000_s1026" style="position:absolute;z-index:251661312;visibility:visible;mso-wrap-style:square;mso-width-percent:0;mso-height-percent:0;mso-wrap-distance-left:9pt;mso-wrap-distance-top:0;mso-wrap-distance-right:9pt;mso-wrap-distance-bottom:0;mso-position-horizontal:absolute;mso-position-horizontal-relative:text;mso-position-vertical:absolute;mso-position-vertical-relative:text;mso-width-percent:0;mso-height-percent:0;mso-width-relative:page;mso-height-relative:page" from="30.6pt,16.2pt" to="93.6pt,16.2pt" o:gfxdata="UEsDBBQABgAIAAAAIQC2gziS/gAAAOEBAAATAAAAW0NvbnRlbnRfVHlwZXNdLnhtbJSRQU7DMBBF&#10;90jcwfIWJU67QAgl6YK0S0CoHGBkTxKLZGx5TGhvj5O2G0SRWNoz/78nu9wcxkFMGNg6quQqL6RA&#10;0s5Y6ir5vt9lD1JwBDIwOMJKHpHlpr69KfdHjyxSmriSfYz+USnWPY7AufNIadK6MEJMx9ApD/oD&#10;OlTrorhX2lFEilmcO2RdNtjC5xDF9pCuTyYBB5bi6bQ4syoJ3g9WQ0ymaiLzg5KdCXlKLjvcW893&#10;SUOqXwnz5DrgnHtJTxOsQfEKIT7DmDSUCaxw7Rqn8787ZsmRM9e2VmPeBN4uqYvTtW7jvijg9N/y&#10;JsXecLq0q+WD6m8AAAD//wMAUEsDBBQABgAIAAAAIQA4/SH/1gAAAJQBAAALAAAAX3JlbHMvLnJl&#10;bHOkkMFqwzAMhu+DvYPRfXGawxijTi+j0GvpHsDYimMaW0Yy2fr2M4PBMnrbUb/Q94l/f/hMi1qR&#10;JVI2sOt6UJgd+ZiDgffL8ekFlFSbvV0oo4EbChzGx4f9GRdb25HMsYhqlCwG5lrLq9biZkxWOiqY&#10;22YiTra2kYMu1l1tQD30/bPm3wwYN0x18gb45AdQl1tp5j/sFB2T0FQ7R0nTNEV3j6o9feQzro1i&#10;OWA14Fm+Q8a1a8+Bvu/d/dMb2JY5uiPbhG/ktn4cqGU/er3pcvwCAAD//wMAUEsDBBQABgAIAAAA&#10;IQDf5K32rQEAAEcDAAAOAAAAZHJzL2Uyb0RvYy54bWysUsFu2zAMvQ/YPwi6L3YCdOiMOD2k7S7d&#10;FqDdBzCSbAuTRYFUYufvJ6lJWmy3YToIkkg+vffI9d08OnE0xBZ9K5eLWgrjFWrr+1b+fHn8dCsF&#10;R/AaHHrTypNhebf5+GE9hcascECnDYkE4rmZQiuHGENTVawGMwIvMBifgh3SCDFdqa80wZTQR1et&#10;6vpzNSHpQKgMc3q9fw3KTcHvOqPij65jE4VrZeIWy05l3+e92qyh6QnCYNWZBvwDixGsT59eoe4h&#10;gjiQ/QtqtIqQsYsLhWOFXWeVKRqSmmX9h5rnAYIpWpI5HK428f+DVd+PW7+jTF3N/jk8ofrFwuN2&#10;AN+bQuDlFFLjltmqagrcXEvyhcOOxH76hjrlwCFicWHuaMyQSZ+Yi9mnq9lmjkKlx9s6CU4tUZdQ&#10;Bc2lLhDHrwZHkQ+tdNZnG6CB4xPHzAOaS0p+9vhonSutdF5Mrfxys7opBYzO6hzMaUz9futIHCEP&#10;Q1lFVIq8TyM8eF3ABgP64XyOYN3rOX3u/NmLLD/PGjd71KcdXTxK3Sosz5OVx+H9vVS/zf/mNwAA&#10;AP//AwBQSwMEFAAGAAgAAAAhANR1WK/cAAAACAEAAA8AAABkcnMvZG93bnJldi54bWxMj8FOwzAQ&#10;RO9I/IO1SFwq6jRFbRWyqRCQGxcKFddtvCQR8TqN3Tbw9bjiAMedGc2+ydej7dSRB986QZhNE1As&#10;lTOt1Ahvr+XNCpQPJIY6J4zwxR7WxeVFTplxJ3nh4ybUKpaIzwihCaHPtPZVw5b81PUs0ftwg6UQ&#10;z6HWZqBTLLedTpNkoS21Ej801PNDw9Xn5mARfLnlffk9qSbJ+7x2nO4fn58I8fpqvL8DFXgMf2E4&#10;40d0KCLTzh3EeNUhLGZpTCLM01tQZ3+1jMLuV9BFrv8PKH4AAAD//wMAUEsBAi0AFAAGAAgAAAAh&#10;ALaDOJL+AAAA4QEAABMAAAAAAAAAAAAAAAAAAAAAAFtDb250ZW50X1R5cGVzXS54bWxQSwECLQAU&#10;AAYACAAAACEAOP0h/9YAAACUAQAACwAAAAAAAAAAAAAAAAAvAQAAX3JlbHMvLnJlbHNQSwECLQAU&#10;AAYACAAAACEA3+St9q0BAABHAwAADgAAAAAAAAAAAAAAAAAuAgAAZHJzL2Uyb0RvYy54bWxQSwEC&#10;LQAUAAYACAAAACEA1HVYr9wAAAAIAQAADwAAAAAAAAAAAAAAAAAHBAAAZHJzL2Rvd25yZXYueG1s&#10;UEsFBgAAAAAEAAQA8wAAABAFAAAAAA==&#10;"/>
             </w:pict>
           </mc:Fallback>
         </mc:AlternateContent>
@@ -146,8 +146,29 @@
           <w:b/>
           <w:lang w:val="nl-NL"/>
         </w:rPr>
+        <w:t xml:space="preserve">CHI </w:t>
+      </w:r>
+      <w:r>
+        <w:rPr>
+          <w:b/>
+          <w:lang w:val="nl-NL"/>
+        </w:rPr>
         <w:tab/>
-        <w:t xml:space="preserve">CỤC THUẾ TỈNH QUẢNG TRỊ </w:t>
+        <w:t xml:space="preserve">CỤC THUẾ </w:t>
+      </w:r>
+      <w:r>
+        <w:rPr>
+          <w:b/>
+          <w:lang w:val="nl-NL"/>
+        </w:rPr>
+        <w:t>KHU VỰC XI</w:t>
+      </w:r>
+      <w:r>
+        <w:rPr>
+          <w:b/>
+          <w:lang w:val="nl-NL"/>
+        </w:rPr>
+        <w:t xml:space="preserve"> </w:t>
       </w:r>
       <w:r>
         <w:rPr>
@@ -235,7 +256,7 @@
           </mc:Choice>
           <mc:Fallback>
             <w:pict>
-              <v:line w14:anchorId="7B1C9E59" id="Line 13" o:spid="_x0000_s1026" style="position:absolute;z-index:251662336;visibility:visible;mso-wrap-style:square;mso-width-percent:0;mso-height-percent:0;mso-wrap-distance-left:9pt;mso-wrap-distance-top:0;mso-wrap-distance-right:9pt;mso-wrap-distance-bottom:0;mso-position-horizontal:absolute;mso-position-horizontal-relative:text;mso-position-vertical:absolute;mso-position-vertical-relative:text;mso-width-percent:0;mso-height-percent:0;mso-width-relative:page;mso-height-relative:page" from="34.65pt,1.9pt" to="34.65pt,1.9pt" o:gfxdata="UEsDBBQABgAIAAAAIQC2gziS/gAAAOEBAAATAAAAW0NvbnRlbnRfVHlwZXNdLnhtbJSRQU7DMBBF&#10;90jcwfIWJU67QAgl6YK0S0CoHGBkTxKLZGx5TGhvj5O2G0SRWNoz/78nu9wcxkFMGNg6quQqL6RA&#10;0s5Y6ir5vt9lD1JwBDIwOMJKHpHlpr69KfdHjyxSmriSfYz+USnWPY7AufNIadK6MEJMx9ApD/oD&#10;OlTrorhX2lFEilmcO2RdNtjC5xDF9pCuTyYBB5bi6bQ4syoJ3g9WQ0ymaiLzg5KdCXlKLjvcW893&#10;SUOqXwnz5DrgnHtJTxOsQfEKIT7DmDSUCaxw7Rqn8787ZsmRM9e2VmPeBN4uqYvTtW7jvijg9N/y&#10;JsXecLq0q+WD6m8AAAD//wMAUEsDBBQABgAIAAAAIQA4/SH/1gAAAJQBAAALAAAAX3JlbHMvLnJl&#10;bHOkkMFqwzAMhu+DvYPRfXGawxijTi+j0GvpHsDYimMaW0Yy2fr2M4PBMnrbUb/Q94l/f/hMi1qR&#10;JVI2sOt6UJgd+ZiDgffL8ekFlFSbvV0oo4EbChzGx4f9GRdb25HMsYhqlCwG5lrLq9biZkxWOiqY&#10;22YiTra2kYMu1l1tQD30/bPm3wwYN0x18gb45AdQl1tp5j/sFB2T0FQ7R0nTNEV3j6o9feQzro1i&#10;OWA14Fm+Q8a1a8+Bvu/d/dMb2JY5uiPbhG/ktn4cqGU/er3pcvwCAAD//wMAUEsDBBQABgAIAAAA&#10;IQCIBLLyuQEAAGQDAAAOAAAAZHJzL2Uyb0RvYy54bWysU02P2yAQvVfqf0DcG5JUW7VWnD1ku72k&#10;baTd/oAJYBsVGAQkdv59B/Kx2/ZW1QcEzMyb997g1f3kLDvqmAz6li9mc860l6iM71v+4/nx3UfO&#10;UgavwKLXLT/pxO/Xb9+sxtDoJQ5olY6MQHxqxtDyIefQCJHkoB2kGQbtKdhhdJDpGHuhIoyE7qxY&#10;zucfxIhRhYhSp0S3D+cgX1f8rtMyf++6pDOzLSduua6xrvuyivUKmj5CGIy80IB/YOHAeGp6g3qA&#10;DOwQzV9QzsiICbs8k+gEdp2RumogNYv5H2qeBgi6aiFzUrjZlP4frPx23EVmVMuXnHlwNKKt8Zot&#10;3hdrxpAaytj4XSzi5OSfwhblz8Q8bgbwva4Un0+B6halQvxWUg4pUIP9+BUV5cAhY/Vp6qIrkOQA&#10;m+o4Trdx6Ckzeb6U11sBzbUkxJS/aHSsbFpuiW6FhOM25UIBmmtK6eDx0Vhb52w9G1v+6W55VwsS&#10;WqNKsKSl2O83NrIjlJdSv6qHIq/TIh68qmCDBvX5ss9g7HlPza2/2FCUnz3cozrt4tUeGmVleXl2&#10;5a28Ptfql59j/QsAAP//AwBQSwMEFAAGAAgAAAAhAPudgznYAAAABQEAAA8AAABkcnMvZG93bnJl&#10;di54bWxMj0FPwkAQhe8m/IfNmHghspUmBGu3hKi9eREwXofu2DZ2Z0t3geqvd+Sixy/v5c03+Wp0&#10;nTrREFrPBu5mCSjiytuWawO7bXm7BBUissXOMxn4ogCrYnKVY2b9mV/ptIm1khEOGRpoYuwzrUPV&#10;kMMw8z2xZB9+cBgFh1rbAc8y7jo9T5KFdtiyXGiwp8eGqs/N0RkI5Rsdyu9pNU3e09rT/PD08ozG&#10;3FyP6wdQkcb4V4ZffVGHQpz2/sg2qM7A4j6VpoFUHpD4gvsL6iLX/+2LHwAAAP//AwBQSwECLQAU&#10;AAYACAAAACEAtoM4kv4AAADhAQAAEwAAAAAAAAAAAAAAAAAAAAAAW0NvbnRlbnRfVHlwZXNdLnht&#10;bFBLAQItABQABgAIAAAAIQA4/SH/1gAAAJQBAAALAAAAAAAAAAAAAAAAAC8BAABfcmVscy8ucmVs&#10;c1BLAQItABQABgAIAAAAIQCIBLLyuQEAAGQDAAAOAAAAAAAAAAAAAAAAAC4CAABkcnMvZTJvRG9j&#10;LnhtbFBLAQItABQABgAIAAAAIQD7nYM52AAAAAUBAAAPAAAAAAAAAAAAAAAAABMEAABkcnMvZG93&#10;bnJldi54bWxQSwUGAAAAAAQABADzAAAAGAUAAAAA&#10;"/>
+              <v:line w14:anchorId="7EBC8975" id="Line 13" o:spid="_x0000_s1026" style="position:absolute;z-index:251662336;visibility:visible;mso-wrap-style:square;mso-width-percent:0;mso-height-percent:0;mso-wrap-distance-left:9pt;mso-wrap-distance-top:0;mso-wrap-distance-right:9pt;mso-wrap-distance-bottom:0;mso-position-horizontal:absolute;mso-position-horizontal-relative:text;mso-position-vertical:absolute;mso-position-vertical-relative:text;mso-width-percent:0;mso-height-percent:0;mso-width-relative:page;mso-height-relative:page" from="34.65pt,1.9pt" to="34.65pt,1.9pt" o:gfxdata="UEsDBBQABgAIAAAAIQC2gziS/gAAAOEBAAATAAAAW0NvbnRlbnRfVHlwZXNdLnhtbJSRQU7DMBBF&#10;90jcwfIWJU67QAgl6YK0S0CoHGBkTxKLZGx5TGhvj5O2G0SRWNoz/78nu9wcxkFMGNg6quQqL6RA&#10;0s5Y6ir5vt9lD1JwBDIwOMJKHpHlpr69KfdHjyxSmriSfYz+USnWPY7AufNIadK6MEJMx9ApD/oD&#10;OlTrorhX2lFEilmcO2RdNtjC5xDF9pCuTyYBB5bi6bQ4syoJ3g9WQ0ymaiLzg5KdCXlKLjvcW893&#10;SUOqXwnz5DrgnHtJTxOsQfEKIT7DmDSUCaxw7Rqn8787ZsmRM9e2VmPeBN4uqYvTtW7jvijg9N/y&#10;JsXecLq0q+WD6m8AAAD//wMAUEsDBBQABgAIAAAAIQA4/SH/1gAAAJQBAAALAAAAX3JlbHMvLnJl&#10;bHOkkMFqwzAMhu+DvYPRfXGawxijTi+j0GvpHsDYimMaW0Yy2fr2M4PBMnrbUb/Q94l/f/hMi1qR&#10;JVI2sOt6UJgd+ZiDgffL8ekFlFSbvV0oo4EbChzGx4f9GRdb25HMsYhqlCwG5lrLq9biZkxWOiqY&#10;22YiTra2kYMu1l1tQD30/bPm3wwYN0x18gb45AdQl1tp5j/sFB2T0FQ7R0nTNEV3j6o9feQzro1i&#10;OWA14Fm+Q8a1a8+Bvu/d/dMb2JY5uiPbhG/ktn4cqGU/er3pcvwCAAD//wMAUEsDBBQABgAIAAAA&#10;IQDGsK0bpwEAAEIDAAAOAAAAZHJzL2Uyb0RvYy54bWysUk1vGyEQvVfKf0Dc67UtpWpXXufgNLmk&#10;raUkP2AM7C4qy6AZ7F3/+wL+aJTcqnJAMB+P9x6zupsGJw6G2KJv5GI2l8J4hdr6rpGvLw+fv0rB&#10;EbwGh9408mhY3q1vPq3GUJsl9ui0IZFAPNdjaGQfY6irilVvBuAZBuNTskUaIKYrdZUmGBP64Krl&#10;fP6lGpF0IFSGOUXvT0m5Lvhta1T81bZsonCNTNxi2ansu7xX6xXUHUHorTrTgH9gMYD16dEr1D1E&#10;EHuyH6AGqwgZ2zhTOFTYtlaZoiGpWczfqXnuIZiiJZnD4WoT/z9Y9fOw8VvK1NXkn8MTqt8sPG56&#10;8J0pBF6OIX3cIltVjYHra0u+cNiS2I0/UKca2EcsLkwtDRky6RNTMft4NdtMUahTUF2iFdSXlkAc&#10;Hw0OIh8a6azPDkANhyeOmQLUl5Ic9vhgnSu/6LwYG/ntdnlbGhid1TmZy5i63caROECeg7KKnpR5&#10;W0a497qA9Qb09/M5gnWnc3rc+bMNWXkeM653qI9butiTPqqwPA9VnoS399L9d/TXfwAAAP//AwBQ&#10;SwMEFAAGAAgAAAAhAPudgznYAAAABQEAAA8AAABkcnMvZG93bnJldi54bWxMj0FPwkAQhe8m/IfN&#10;mHghspUmBGu3hKi9eREwXofu2DZ2Z0t3geqvd+Sixy/v5c03+Wp0nTrREFrPBu5mCSjiytuWawO7&#10;bXm7BBUissXOMxn4ogCrYnKVY2b9mV/ptIm1khEOGRpoYuwzrUPVkMMw8z2xZB9+cBgFh1rbAc8y&#10;7jo9T5KFdtiyXGiwp8eGqs/N0RkI5Rsdyu9pNU3e09rT/PD08ozG3FyP6wdQkcb4V4ZffVGHQpz2&#10;/sg2qM7A4j6VpoFUHpD4gvsL6iLX/+2LHwAAAP//AwBQSwECLQAUAAYACAAAACEAtoM4kv4AAADh&#10;AQAAEwAAAAAAAAAAAAAAAAAAAAAAW0NvbnRlbnRfVHlwZXNdLnhtbFBLAQItABQABgAIAAAAIQA4&#10;/SH/1gAAAJQBAAALAAAAAAAAAAAAAAAAAC8BAABfcmVscy8ucmVsc1BLAQItABQABgAIAAAAIQDG&#10;sK0bpwEAAEIDAAAOAAAAAAAAAAAAAAAAAC4CAABkcnMvZTJvRG9jLnhtbFBLAQItABQABgAIAAAA&#10;IQD7nYM52AAAAAUBAAAPAAAAAAAAAAAAAAAAAAEEAABkcnMvZG93bnJldi54bWxQSwUGAAAAAAQA&#10;BADzAAAABgUAAAAA&#10;"/>
             </w:pict>
           </mc:Fallback>
         </mc:AlternateContent>
@@ -244,7 +265,7 @@
     <w:p>
       <w:pPr>
         <w:tabs>
-          <w:tab w:val="center" w:pos="1276"/>
+          <w:tab w:val="center" w:pos="1418"/>
           <w:tab w:val="right" w:pos="9072"/>
         </w:tabs>
         <w:spacing w:before="120"/>
@@ -326,7 +347,7 @@
           </mc:Choice>
           <mc:Fallback>
             <w:pict>
-              <v:line w14:anchorId="34C5B364" id="Line 14" o:spid="_x0000_s1026" style="position:absolute;z-index:251663360;visibility:visible;mso-wrap-style:square;mso-width-percent:0;mso-height-percent:0;mso-wrap-distance-left:9pt;mso-wrap-distance-top:0;mso-wrap-distance-right:9pt;mso-wrap-distance-bottom:0;mso-position-horizontal:absolute;mso-position-horizontal-relative:text;mso-position-vertical:absolute;mso-position-vertical-relative:text;mso-width-percent:0;mso-height-percent:0;mso-width-relative:page;mso-height-relative:page" from="260.85pt,1.05pt" to="422.85pt,1.05pt" o:gfxdata="UEsDBBQABgAIAAAAIQC2gziS/gAAAOEBAAATAAAAW0NvbnRlbnRfVHlwZXNdLnhtbJSRQU7DMBBF&#10;90jcwfIWJU67QAgl6YK0S0CoHGBkTxKLZGx5TGhvj5O2G0SRWNoz/78nu9wcxkFMGNg6quQqL6RA&#10;0s5Y6ir5vt9lD1JwBDIwOMJKHpHlpr69KfdHjyxSmriSfYz+USnWPY7AufNIadK6MEJMx9ApD/oD&#10;OlTrorhX2lFEilmcO2RdNtjC5xDF9pCuTyYBB5bi6bQ4syoJ3g9WQ0ymaiLzg5KdCXlKLjvcW893&#10;SUOqXwnz5DrgnHtJTxOsQfEKIT7DmDSUCaxw7Rqn8787ZsmRM9e2VmPeBN4uqYvTtW7jvijg9N/y&#10;JsXecLq0q+WD6m8AAAD//wMAUEsDBBQABgAIAAAAIQA4/SH/1gAAAJQBAAALAAAAX3JlbHMvLnJl&#10;bHOkkMFqwzAMhu+DvYPRfXGawxijTi+j0GvpHsDYimMaW0Yy2fr2M4PBMnrbUb/Q94l/f/hMi1qR&#10;JVI2sOt6UJgd+ZiDgffL8ekFlFSbvV0oo4EbChzGx4f9GRdb25HMsYhqlCwG5lrLq9biZkxWOiqY&#10;22YiTra2kYMu1l1tQD30/bPm3wwYN0x18gb45AdQl1tp5j/sFB2T0FQ7R0nTNEV3j6o9feQzro1i&#10;OWA14Fm+Q8a1a8+Bvu/d/dMb2JY5uiPbhG/ktn4cqGU/er3pcvwCAAD//wMAUEsDBBQABgAIAAAA&#10;IQCRxv7HwQEAAGoDAAAOAAAAZHJzL2Uyb0RvYy54bWysU02P2yAQvVfqf0DcGzvpph9WnD1ku72k&#10;baTd/oAJYBsVGAQkdv59B/LRbXur6gMCZubNe2/w6n6yhh1ViBpdy+ezmjPlBErt+pZ/f35884Gz&#10;mMBJMOhUy08q8vv161er0TdqgQMaqQIjEBeb0bd8SMk3VRXFoCzEGXrlKNhhsJDoGPpKBhgJ3Zpq&#10;UdfvqhGD9AGFipFuH85Bvi74XadE+tZ1USVmWk7cUllDWfd5rdYraPoAftDiQgP+gYUF7ajpDeoB&#10;ErBD0H9BWS0CRuzSTKCtsOu0UEUDqZnXf6h5GsCrooXMif5mU/x/sOLrcReYli1/y5kDSyPaaqfY&#10;/C5bM/rYUMbG7UIWJyb35LcofkTmcDOA61Wh+HzyVDfPFdVvJfkQPTXYj19QUg4cEhafpi7YDEkO&#10;sKmM43Qbh5oSE3S5qJfv72qamrjGKmiuhT7E9FmhZXnTckOkCzActzFlItBcU3Ifh4/amDJt49jY&#10;8o/LxbIURDRa5mBOi6Hfb0xgR8jvpXxFFUVepgU8OFnABgXy02WfQJvznpobdzEj6z87uUd52oWr&#10;STTQwvLy+PKLeXku1b9+kfVPAAAA//8DAFBLAwQUAAYACAAAACEAvqcAENoAAAAHAQAADwAAAGRy&#10;cy9kb3ducmV2LnhtbEyOwU7DMBBE70j8g7VIXCrqJFCoQpwKAblxaQFx3cZLEhGv09htA1/PwgWO&#10;TzOaecVqcr060Bg6zwbSeQKKuPa248bAy3N1sQQVIrLF3jMZ+KQAq/L0pMDc+iOv6bCJjZIRDjka&#10;aGMccq1D3ZLDMPcDsWTvfnQYBcdG2xGPMu56nSXJtXbYsTy0ONB9S/XHZu8MhOqVdtXXrJ4lb5eN&#10;p2z38PSIxpyfTXe3oCJN8a8MP/qiDqU4bf2ebVC9gUWW3kjVQJaCknx5tRDe/rIuC/3fv/wGAAD/&#10;/wMAUEsBAi0AFAAGAAgAAAAhALaDOJL+AAAA4QEAABMAAAAAAAAAAAAAAAAAAAAAAFtDb250ZW50&#10;X1R5cGVzXS54bWxQSwECLQAUAAYACAAAACEAOP0h/9YAAACUAQAACwAAAAAAAAAAAAAAAAAvAQAA&#10;X3JlbHMvLnJlbHNQSwECLQAUAAYACAAAACEAkcb+x8EBAABqAwAADgAAAAAAAAAAAAAAAAAuAgAA&#10;ZHJzL2Uyb0RvYy54bWxQSwECLQAUAAYACAAAACEAvqcAENoAAAAHAQAADwAAAAAAAAAAAAAAAAAb&#10;BAAAZHJzL2Rvd25yZXYueG1sUEsFBgAAAAAEAAQA8wAAACIFAAAAAA==&#10;"/>
+              <v:line w14:anchorId="1B551AC8" id="Line 14" o:spid="_x0000_s1026" style="position:absolute;z-index:251663360;visibility:visible;mso-wrap-style:square;mso-width-percent:0;mso-height-percent:0;mso-wrap-distance-left:9pt;mso-wrap-distance-top:0;mso-wrap-distance-right:9pt;mso-wrap-distance-bottom:0;mso-position-horizontal:absolute;mso-position-horizontal-relative:text;mso-position-vertical:absolute;mso-position-vertical-relative:text;mso-width-percent:0;mso-height-percent:0;mso-width-relative:page;mso-height-relative:page" from="260.85pt,1.05pt" to="422.85pt,1.05pt" o:gfxdata="UEsDBBQABgAIAAAAIQC2gziS/gAAAOEBAAATAAAAW0NvbnRlbnRfVHlwZXNdLnhtbJSRQU7DMBBF&#10;90jcwfIWJU67QAgl6YK0S0CoHGBkTxKLZGx5TGhvj5O2G0SRWNoz/78nu9wcxkFMGNg6quQqL6RA&#10;0s5Y6ir5vt9lD1JwBDIwOMJKHpHlpr69KfdHjyxSmriSfYz+USnWPY7AufNIadK6MEJMx9ApD/oD&#10;OlTrorhX2lFEilmcO2RdNtjC5xDF9pCuTyYBB5bi6bQ4syoJ3g9WQ0ymaiLzg5KdCXlKLjvcW893&#10;SUOqXwnz5DrgnHtJTxOsQfEKIT7DmDSUCaxw7Rqn8787ZsmRM9e2VmPeBN4uqYvTtW7jvijg9N/y&#10;JsXecLq0q+WD6m8AAAD//wMAUEsDBBQABgAIAAAAIQA4/SH/1gAAAJQBAAALAAAAX3JlbHMvLnJl&#10;bHOkkMFqwzAMhu+DvYPRfXGawxijTi+j0GvpHsDYimMaW0Yy2fr2M4PBMnrbUb/Q94l/f/hMi1qR&#10;JVI2sOt6UJgd+ZiDgffL8ekFlFSbvV0oo4EbChzGx4f9GRdb25HMsYhqlCwG5lrLq9biZkxWOiqY&#10;22YiTra2kYMu1l1tQD30/bPm3wwYN0x18gb45AdQl1tp5j/sFB2T0FQ7R0nTNEV3j6o9feQzro1i&#10;OWA14Fm+Q8a1a8+Bvu/d/dMb2JY5uiPbhG/ktn4cqGU/er3pcvwCAAD//wMAUEsDBBQABgAIAAAA&#10;IQDD3z7JsAEAAEgDAAAOAAAAZHJzL2Uyb0RvYy54bWysU01v2zAMvQ/YfxB0X+wEyz6MOD2k6y7d&#10;FqDdD2Ak2RYqiwKpxMm/n6QmabHdhvogSCL59N4jvbo5jk4cDLFF38r5rJbCeIXa+r6Vvx/vPnyR&#10;giN4DQ69aeXJsLxZv3+3mkJjFjig04ZEAvHcTKGVQ4yhqSpWgxmBZxiMT8EOaYSYjtRXmmBK6KOr&#10;FnX9qZqQdCBUhjnd3j4H5brgd51R8VfXsYnCtTJxi2Wlsu7yWq1X0PQEYbDqTAP+g8UI1qdHr1C3&#10;EEHsyf4DNVpFyNjFmcKxwq6zyhQNSc28/kvNwwDBFC3JHA5Xm/jtYNXPw8ZvKVNXR/8Q7lE9sfC4&#10;GcD3phB4PIXUuHm2qpoCN9eSfOCwJbGbfqBOObCPWFw4djRmyKRPHIvZp6vZ5hiFSpeLevn5Y516&#10;oi6xCppLYSCO3w2OIm9a6azPPkADh3uOmQg0l5R87fHOOld66byYWvl1uViWAkZndQ7mNKZ+t3Ek&#10;DpCnoXxFVYq8TiPce13ABgP623kfwbrnfXrc+bMZWX8eNm52qE9bupiU2lVYnkcrz8Prc6l++QHW&#10;fwAAAP//AwBQSwMEFAAGAAgAAAAhAL6nABDaAAAABwEAAA8AAABkcnMvZG93bnJldi54bWxMjsFO&#10;wzAQRO9I/IO1SFwq6iRQqEKcCgG5cWkBcd3GSxIRr9PYbQNfz8IFjk8zmnnFanK9OtAYOs8G0nkC&#10;irj2tuPGwMtzdbEEFSKyxd4zGfikAKvy9KTA3Pojr+mwiY2SEQ45GmhjHHKtQ92SwzD3A7Fk7350&#10;GAXHRtsRjzLuep0lybV22LE8tDjQfUv1x2bvDITqlXbV16yeJW+Xjads9/D0iMacn013t6AiTfGv&#10;DD/6og6lOG39nm1QvYFFlt5I1UCWgpJ8ebUQ3v6yLgv937/8BgAA//8DAFBLAQItABQABgAIAAAA&#10;IQC2gziS/gAAAOEBAAATAAAAAAAAAAAAAAAAAAAAAABbQ29udGVudF9UeXBlc10ueG1sUEsBAi0A&#10;FAAGAAgAAAAhADj9If/WAAAAlAEAAAsAAAAAAAAAAAAAAAAALwEAAF9yZWxzLy5yZWxzUEsBAi0A&#10;FAAGAAgAAAAhAMPfPsmwAQAASAMAAA4AAAAAAAAAAAAAAAAALgIAAGRycy9lMm9Eb2MueG1sUEsB&#10;Ai0AFAAGAAgAAAAhAL6nABDaAAAABwEAAA8AAAAAAAAAAAAAAAAACgQAAGRycy9kb3ducmV2Lnht&#10;bFBLBQYAAAAABAAEAPMAAAARBQAAAAA=&#10;"/>
             </w:pict>
           </mc:Fallback>
         </mc:AlternateContent>
@@ -337,7 +358,28 @@
           <w:sz w:val="28"/>
         </w:rPr>
         <w:tab/>
-        <w:t>Số:           /QĐ-CTQTR</w:t>
+        <w:t>Số:           /QĐ-C</w:t>
+      </w:r>
+      <w:r>
+        <w:rPr>
+          <w:color w:val="000000" w:themeColor="text1"/>
+          <w:sz w:val="28"/>
+        </w:rPr>
+        <w:t>C</w:t>
+      </w:r>
+      <w:r>
+        <w:rPr>
+          <w:color w:val="000000" w:themeColor="text1"/>
+          <w:sz w:val="28"/>
+        </w:rPr>
+        <w:t>T</w:t>
+      </w:r>
+      <w:r>
+        <w:rPr>
+          <w:color w:val="000000" w:themeColor="text1"/>
+          <w:sz w:val="28"/>
+        </w:rPr>
+        <w:t>KV.XI</w:t>
       </w:r>
       <w:r>
         <w:rPr>
@@ -424,7 +466,6 @@
     </w:p>
     <w:p>
       <w:pPr>
-        <w:spacing w:line="259" w:lineRule="auto"/>
         <w:jc w:val="center"/>
         <w:rPr>
           <w:b/>
@@ -513,7 +554,6 @@
     <w:p>
       <w:pPr>
         <w:spacing w:before="240" w:after="120"/>
-        <w:ind w:firstLine="709"/>
         <w:jc w:val="center"/>
         <w:rPr>
           <w:b/>
@@ -594,7 +634,7 @@
           </mc:Choice>
           <mc:Fallback>
             <w:pict>
-              <v:line w14:anchorId="2DC826AB" id="Line 15" o:spid="_x0000_s1026" style="position:absolute;z-index:251659264;visibility:visible;mso-wrap-style:square;mso-width-percent:0;mso-height-percent:0;mso-wrap-distance-left:9pt;mso-wrap-distance-top:0;mso-wrap-distance-right:9pt;mso-wrap-distance-bottom:0;mso-position-horizontal:absolute;mso-position-horizontal-relative:text;mso-position-vertical:absolute;mso-position-vertical-relative:text;mso-width-percent:0;mso-height-percent:0;mso-width-relative:page;mso-height-relative:page" from="183.4pt,3.15pt" to="299.5pt,3.15pt" o:gfxdata="UEsDBBQABgAIAAAAIQC2gziS/gAAAOEBAAATAAAAW0NvbnRlbnRfVHlwZXNdLnhtbJSRQU7DMBBF&#10;90jcwfIWJU67QAgl6YK0S0CoHGBkTxKLZGx5TGhvj5O2G0SRWNoz/78nu9wcxkFMGNg6quQqL6RA&#10;0s5Y6ir5vt9lD1JwBDIwOMJKHpHlpr69KfdHjyxSmriSfYz+USnWPY7AufNIadK6MEJMx9ApD/oD&#10;OlTrorhX2lFEilmcO2RdNtjC5xDF9pCuTyYBB5bi6bQ4syoJ3g9WQ0ymaiLzg5KdCXlKLjvcW893&#10;SUOqXwnz5DrgnHtJTxOsQfEKIT7DmDSUCaxw7Rqn8787ZsmRM9e2VmPeBN4uqYvTtW7jvijg9N/y&#10;JsXecLq0q+WD6m8AAAD//wMAUEsDBBQABgAIAAAAIQA4/SH/1gAAAJQBAAALAAAAX3JlbHMvLnJl&#10;bHOkkMFqwzAMhu+DvYPRfXGawxijTi+j0GvpHsDYimMaW0Yy2fr2M4PBMnrbUb/Q94l/f/hMi1qR&#10;JVI2sOt6UJgd+ZiDgffL8ekFlFSbvV0oo4EbChzGx4f9GRdb25HMsYhqlCwG5lrLq9biZkxWOiqY&#10;22YiTra2kYMu1l1tQD30/bPm3wwYN0x18gb45AdQl1tp5j/sFB2T0FQ7R0nTNEV3j6o9feQzro1i&#10;OWA14Fm+Q8a1a8+Bvu/d/dMb2JY5uiPbhG/ktn4cqGU/er3pcvwCAAD//wMAUEsDBBQABgAIAAAA&#10;IQA/o9eEwQEAAGoDAAAOAAAAZHJzL2Uyb0RvYy54bWysU02P2yAQvVfqf0DcG8dR0m2tOHvIdntJ&#10;20i7/QETwDYqMAhInPz7DuSj2/a2Wh8QMDNv3nuDl/dHa9hBhajRtbyeTDlTTqDUrm/5z+fHD584&#10;iwmcBINOtfykIr9fvX+3HH2jZjigkSowAnGxGX3Lh5R8U1VRDMpCnKBXjoIdBguJjqGvZICR0K2p&#10;ZtPpx2rEIH1AoWKk24dzkK8KftcpkX50XVSJmZYTt1TWUNZdXqvVEpo+gB+0uNCAV7CwoB01vUE9&#10;QAK2D/o/KKtFwIhdmgi0FXadFqpoIDX19B81TwN4VbSQOdHfbIpvByu+H7aBaUmz48yBpRFttFOs&#10;XmRrRh8byli7bcjixNE9+Q2KX5E5XA/gelUoPp881dW5ovqrJB+ipwa78RtKyoF9wuLTsQs2Q5ID&#10;7FjGcbqNQx0TE3RZz+/m8zuamrjGKmiuhT7E9FWhZXnTckOkCzAcNjFlItBcU3Ifh4/amDJt49jY&#10;8s+L2aIURDRa5mBOi6HfrU1gB8jvpXxFFUVepgXcO1nABgXyy2WfQJvznpobdzEj6z87uUN52oar&#10;STTQwvLy+PKLeXku1X9+kdVvAAAA//8DAFBLAwQUAAYACAAAACEA0h7VvNsAAAAHAQAADwAAAGRy&#10;cy9kb3ducmV2LnhtbEyPwU7DMBBE70j8g7VIXCrq0IioDXEqBOTGhULFdRsvSUS8TmO3DXw9Cxc4&#10;jmY086ZYT65XRxpD59nA9TwBRVx723Fj4PWlulqCChHZYu+ZDHxSgHV5flZgbv2Jn+m4iY2SEg45&#10;GmhjHHKtQ92SwzD3A7F47350GEWOjbYjnqTc9XqRJJl22LEstDjQfUv1x+bgDIRqS/vqa1bPkre0&#10;8bTYPzw9ojGXF9PdLahIU/wLww++oEMpTDt/YBtUbyDNMkGPBrIUlPg3q5V82/1qXRb6P3/5DQAA&#10;//8DAFBLAQItABQABgAIAAAAIQC2gziS/gAAAOEBAAATAAAAAAAAAAAAAAAAAAAAAABbQ29udGVu&#10;dF9UeXBlc10ueG1sUEsBAi0AFAAGAAgAAAAhADj9If/WAAAAlAEAAAsAAAAAAAAAAAAAAAAALwEA&#10;AF9yZWxzLy5yZWxzUEsBAi0AFAAGAAgAAAAhAD+j14TBAQAAagMAAA4AAAAAAAAAAAAAAAAALgIA&#10;AGRycy9lMm9Eb2MueG1sUEsBAi0AFAAGAAgAAAAhANIe1bzbAAAABwEAAA8AAAAAAAAAAAAAAAAA&#10;GwQAAGRycy9kb3ducmV2LnhtbFBLBQYAAAAABAAEAPMAAAAjBQAAAAA=&#10;"/>
+              <v:line w14:anchorId="34E6B298" id="Line 15" o:spid="_x0000_s1026" style="position:absolute;z-index:251659264;visibility:visible;mso-wrap-style:square;mso-width-percent:0;mso-height-percent:0;mso-wrap-distance-left:9pt;mso-wrap-distance-top:0;mso-wrap-distance-right:9pt;mso-wrap-distance-bottom:0;mso-position-horizontal:absolute;mso-position-horizontal-relative:text;mso-position-vertical:absolute;mso-position-vertical-relative:text;mso-width-percent:0;mso-height-percent:0;mso-width-relative:page;mso-height-relative:page" from="183.4pt,3.15pt" to="299.5pt,3.15pt" o:gfxdata="UEsDBBQABgAIAAAAIQC2gziS/gAAAOEBAAATAAAAW0NvbnRlbnRfVHlwZXNdLnhtbJSRQU7DMBBF&#10;90jcwfIWJU67QAgl6YK0S0CoHGBkTxKLZGx5TGhvj5O2G0SRWNoz/78nu9wcxkFMGNg6quQqL6RA&#10;0s5Y6ir5vt9lD1JwBDIwOMJKHpHlpr69KfdHjyxSmriSfYz+USnWPY7AufNIadK6MEJMx9ApD/oD&#10;OlTrorhX2lFEilmcO2RdNtjC5xDF9pCuTyYBB5bi6bQ4syoJ3g9WQ0ymaiLzg5KdCXlKLjvcW893&#10;SUOqXwnz5DrgnHtJTxOsQfEKIT7DmDSUCaxw7Rqn8787ZsmRM9e2VmPeBN4uqYvTtW7jvijg9N/y&#10;JsXecLq0q+WD6m8AAAD//wMAUEsDBBQABgAIAAAAIQA4/SH/1gAAAJQBAAALAAAAX3JlbHMvLnJl&#10;bHOkkMFqwzAMhu+DvYPRfXGawxijTi+j0GvpHsDYimMaW0Yy2fr2M4PBMnrbUb/Q94l/f/hMi1qR&#10;JVI2sOt6UJgd+ZiDgffL8ekFlFSbvV0oo4EbChzGx4f9GRdb25HMsYhqlCwG5lrLq9biZkxWOiqY&#10;22YiTra2kYMu1l1tQD30/bPm3wwYN0x18gb45AdQl1tp5j/sFB2T0FQ7R0nTNEV3j6o9feQzro1i&#10;OWA14Fm+Q8a1a8+Bvu/d/dMb2JY5uiPbhG/ktn4cqGU/er3pcvwCAAD//wMAUEsDBBQABgAIAAAA&#10;IQBi4ifosAEAAEgDAAAOAAAAZHJzL2Uyb0RvYy54bWysU8Fu2zAMvQ/YPwi6L06CdN2MOD2k6y7d&#10;FqDdBzCSbAuTRYFUYufvJ6lJWmy3YT4Ikkg+vfdIr++mwYmjIbboG7mYzaUwXqG2vmvkz+eHD5+k&#10;4Aheg0NvGnkyLO8279+tx1CbJfbotCGRQDzXY2hkH2Ooq4pVbwbgGQbjU7BFGiCmI3WVJhgT+uCq&#10;5Xz+sRqRdCBUhjnd3r8E5abgt61R8UfbsonCNTJxi2Wlsu7zWm3WUHcEobfqTAP+gcUA1qdHr1D3&#10;EEEcyP4FNVhFyNjGmcKhwra1yhQNSc1i/oeapx6CKVqSORyuNvH/g1Xfj1u/o0xdTf4pPKL6xcLj&#10;tgffmULg+RRS4xbZqmoMXF9L8oHDjsR+/IY65cAhYnFhamnIkEmfmIrZp6vZZopCpcvF6na1uk09&#10;UZdYBfWlMBDHrwYHkTeNdNZnH6CG4yPHTATqS0q+9vhgnSu9dF6Mjfx8s7wpBYzO6hzMaUzdfutI&#10;HCFPQ/mKqhR5m0Z48LqA9Qb0l/M+gnUv+/S482czsv48bFzvUZ92dDEptauwPI9Wnoe351L9+gNs&#10;fgMAAP//AwBQSwMEFAAGAAgAAAAhANIe1bzbAAAABwEAAA8AAABkcnMvZG93bnJldi54bWxMj8FO&#10;wzAQRO9I/IO1SFwq6tCIqA1xKgTkxoVCxXUbL0lEvE5jtw18PQsXOI5mNPOmWE+uV0caQ+fZwPU8&#10;AUVce9txY+D1pbpaggoR2WLvmQx8UoB1eX5WYG79iZ/puImNkhIOORpoYxxyrUPdksMw9wOxeO9+&#10;dBhFjo22I56k3PV6kSSZdtixLLQ40H1L9cfm4AyEakv76mtWz5K3tPG02D88PaIxlxfT3S2oSFP8&#10;C8MPvqBDKUw7f2AbVG8gzTJBjwayFJT4N6uVfNv9al0W+j9/+Q0AAP//AwBQSwECLQAUAAYACAAA&#10;ACEAtoM4kv4AAADhAQAAEwAAAAAAAAAAAAAAAAAAAAAAW0NvbnRlbnRfVHlwZXNdLnhtbFBLAQIt&#10;ABQABgAIAAAAIQA4/SH/1gAAAJQBAAALAAAAAAAAAAAAAAAAAC8BAABfcmVscy8ucmVsc1BLAQIt&#10;ABQABgAIAAAAIQBi4ifosAEAAEgDAAAOAAAAAAAAAAAAAAAAAC4CAABkcnMvZTJvRG9jLnhtbFBL&#10;AQItABQABgAIAAAAIQDSHtW82wAAAAcBAAAPAAAAAAAAAAAAAAAAAAoEAABkcnMvZG93bnJldi54&#10;bWxQSwUGAAAAAAQABADzAAAAEgUAAAAA&#10;"/>
             </w:pict>
           </mc:Fallback>
         </mc:AlternateContent>
@@ -602,15 +642,27 @@
       <w:r>
         <w:rPr>
           <w:b/>
-          <w:sz w:val="28"/>
-          <w:szCs w:val="28"/>
-          <w:lang w:val="nl-NL"/>
-        </w:rPr>
-        <w:t>CỤC TRƯỞNG CỤC THUẾ TỈNH QUẢNG TRỊ</w:t>
+          <w:noProof/>
+          <w:sz w:val="28"/>
+          <w:szCs w:val="28"/>
+          <w:lang w:val="en-GB" w:eastAsia="en-GB"/>
+        </w:rPr>
+        <w:t xml:space="preserve"> </w:t>
+      </w:r>
+      <w:r>
+        <w:rPr>
+          <w:b/>
+          <w:noProof/>
+          <w:sz w:val="28"/>
+          <w:szCs w:val="28"/>
+          <w:lang w:val="en-GB" w:eastAsia="en-GB"/>
+        </w:rPr>
+        <w:t>CHI CỤC TRƯỞNG CHI CỤC THUẾ</w:t>
       </w:r>
     </w:p>
     <w:p>
       <w:pPr>
+        <w:spacing w:before="40"/>
         <w:ind w:firstLine="709"/>
         <w:jc w:val="both"/>
         <w:rPr>
@@ -668,6 +720,7 @@
     </w:p>
     <w:p>
       <w:pPr>
+        <w:spacing w:before="40"/>
         <w:ind w:firstLine="709"/>
         <w:jc w:val="both"/>
         <w:rPr>
@@ -716,6 +769,7 @@
     </w:p>
     <w:p>
       <w:pPr>
+        <w:spacing w:before="40"/>
         <w:ind w:firstLine="709"/>
         <w:jc w:val="both"/>
         <w:rPr>
@@ -737,6 +791,7 @@
     </w:p>
     <w:p>
       <w:pPr>
+        <w:spacing w:before="40"/>
         <w:ind w:firstLine="709"/>
         <w:jc w:val="both"/>
         <w:rPr>
@@ -812,6 +867,7 @@
     </w:p>
     <w:p>
       <w:pPr>
+        <w:spacing w:before="40"/>
         <w:ind w:firstLine="709"/>
         <w:jc w:val="both"/>
         <w:rPr>
@@ -833,6 +889,7 @@
     </w:p>
     <w:p>
       <w:pPr>
+        <w:spacing w:before="40"/>
         <w:ind w:firstLine="709"/>
         <w:jc w:val="both"/>
         <w:rPr>
@@ -853,6 +910,7 @@
     </w:p>
     <w:p>
       <w:pPr>
+        <w:spacing w:before="40"/>
         <w:ind w:firstLine="709"/>
         <w:jc w:val="both"/>
         <w:rPr>
@@ -884,7 +942,31 @@
           <w:sz w:val="28"/>
           <w:szCs w:val="28"/>
         </w:rPr>
-        <w:t>/QĐ-CTQTR</w:t>
+        <w:t>/QĐ-C</w:t>
+      </w:r>
+      <w:r>
+        <w:rPr>
+          <w:i/>
+          <w:sz w:val="28"/>
+          <w:szCs w:val="28"/>
+        </w:rPr>
+        <w:t>C</w:t>
+      </w:r>
+      <w:r>
+        <w:rPr>
+          <w:i/>
+          <w:sz w:val="28"/>
+          <w:szCs w:val="28"/>
+        </w:rPr>
+        <w:t>T</w:t>
+      </w:r>
+      <w:r>
+        <w:rPr>
+          <w:i/>
+          <w:sz w:val="28"/>
+          <w:szCs w:val="28"/>
+        </w:rPr>
+        <w:t>KV.XI</w:t>
       </w:r>
       <w:r>
         <w:rPr>
@@ -969,6 +1051,7 @@
     </w:p>
     <w:p>
       <w:pPr>
+        <w:spacing w:before="40"/>
         <w:ind w:firstLine="709"/>
         <w:jc w:val="both"/>
         <w:rPr>
@@ -1074,6 +1157,7 @@
     </w:p>
     <w:p>
       <w:pPr>
+        <w:spacing w:before="40"/>
         <w:ind w:firstLine="567"/>
         <w:jc w:val="both"/>
         <w:rPr>
@@ -1262,6 +1346,7 @@
     </w:p>
     <w:p>
       <w:pPr>
+        <w:spacing w:before="40"/>
         <w:ind w:firstLine="709"/>
         <w:jc w:val="both"/>
         <w:rPr>
@@ -1361,6 +1446,7 @@
     </w:p>
     <w:p>
       <w:pPr>
+        <w:spacing w:before="40"/>
         <w:ind w:firstLine="567"/>
         <w:jc w:val="both"/>
         <w:rPr>
@@ -1528,6 +1614,7 @@
     </w:p>
     <w:p>
       <w:pPr>
+        <w:spacing w:before="40"/>
         <w:ind w:firstLine="561"/>
         <w:jc w:val="both"/>
         <w:rPr>
@@ -1685,6 +1772,7 @@
     </w:p>
     <w:p>
       <w:pPr>
+        <w:spacing w:before="40"/>
         <w:ind w:firstLine="561"/>
         <w:jc w:val="both"/>
         <w:rPr>
@@ -1896,6 +1984,7 @@
           <w:szCs w:val="24"/>
           <w:lang w:val="nl-NL"/>
         </w:rPr>
+        <w:lastRenderedPageBreak/>
         <w:t>Nơi nhận</w:t>
       </w:r>
       <w:r>
@@ -1937,56 +2026,6 @@
           <w:lang w:val="nl-NL"/>
         </w:rPr>
         <w:t>&lt;hinh_thuc_ky&gt;</w:t>
-      </w:r>
-    </w:p>
-    <w:p>
-      <w:pPr>
-        <w:tabs>
-          <w:tab w:val="center" w:pos="6804"/>
-        </w:tabs>
-        <w:spacing w:before="60"/>
-        <w:jc w:val="both"/>
-        <w:rPr>
-          <w:b/>
-          <w:sz w:val="22"/>
-          <w:szCs w:val="22"/>
-          <w:lang w:val="nl-NL"/>
-        </w:rPr>
-      </w:pPr>
-      <w:r>
-        <w:rPr>
-          <w:sz w:val="22"/>
-          <w:szCs w:val="22"/>
-          <w:lang w:val="nl-NL"/>
-        </w:rPr>
-        <w:lastRenderedPageBreak/>
-        <w:t>- Như Điều 4</w:t>
-      </w:r>
-      <w:r>
-        <w:rPr>
-          <w:sz w:val="22"/>
-          <w:szCs w:val="22"/>
-          <w:lang w:val="nl-NL"/>
-        </w:rPr>
-        <w:t>;</w:t>
-      </w:r>
-      <w:r>
-        <w:rPr>
-          <w:b/>
-          <w:sz w:val="22"/>
-          <w:szCs w:val="22"/>
-          <w:lang w:val="nl-NL"/>
-        </w:rPr>
-        <w:tab/>
-      </w:r>
-      <w:r>
-        <w:rPr>
-          <w:b/>
-          <w:sz w:val="28"/>
-          <w:szCs w:val="28"/>
-          <w:lang w:val="nl-NL"/>
-        </w:rPr>
-        <w:t>&lt;LD_CUC&gt;</w:t>
       </w:r>
     </w:p>
     <w:p>
@@ -1996,6 +2035,7 @@
         </w:tabs>
         <w:jc w:val="both"/>
         <w:rPr>
+          <w:b/>
           <w:sz w:val="22"/>
           <w:szCs w:val="22"/>
           <w:lang w:val="nl-NL"/>
@@ -2007,7 +2047,7 @@
           <w:szCs w:val="22"/>
           <w:lang w:val="nl-NL"/>
         </w:rPr>
-        <w:t>- Lưu:</w:t>
+        <w:t>- Như Điều 4</w:t>
       </w:r>
       <w:r>
         <w:rPr>
@@ -2015,15 +2055,78 @@
           <w:szCs w:val="22"/>
           <w:lang w:val="nl-NL"/>
         </w:rPr>
-        <w:t xml:space="preserve"> </w:t>
-      </w:r>
-      <w:r>
-        <w:rPr>
+        <w:t>;</w:t>
+      </w:r>
+      <w:r>
+        <w:rPr>
+          <w:b/>
           <w:sz w:val="22"/>
           <w:szCs w:val="22"/>
           <w:lang w:val="nl-NL"/>
         </w:rPr>
-        <w:t>VT, TTKT (03b).</w:t>
+        <w:tab/>
+      </w:r>
+      <w:r>
+        <w:rPr>
+          <w:b/>
+          <w:sz w:val="28"/>
+          <w:szCs w:val="28"/>
+          <w:lang w:val="nl-NL"/>
+        </w:rPr>
+        <w:t>&lt;LD_CUC&gt;</w:t>
+      </w:r>
+    </w:p>
+    <w:p>
+      <w:pPr>
+        <w:tabs>
+          <w:tab w:val="center" w:pos="6804"/>
+        </w:tabs>
+        <w:jc w:val="both"/>
+        <w:rPr>
+          <w:sz w:val="22"/>
+          <w:szCs w:val="22"/>
+          <w:lang w:val="nl-NL"/>
+        </w:rPr>
+      </w:pPr>
+      <w:r>
+        <w:rPr>
+          <w:sz w:val="22"/>
+          <w:szCs w:val="22"/>
+          <w:lang w:val="nl-NL"/>
+        </w:rPr>
+        <w:t>- Lưu:</w:t>
+      </w:r>
+      <w:r>
+        <w:rPr>
+          <w:sz w:val="22"/>
+          <w:szCs w:val="22"/>
+          <w:lang w:val="nl-NL"/>
+        </w:rPr>
+        <w:t xml:space="preserve"> </w:t>
+      </w:r>
+      <w:r>
+        <w:rPr>
+          <w:sz w:val="22"/>
+          <w:szCs w:val="22"/>
+          <w:lang w:val="nl-NL"/>
+        </w:rPr>
+        <w:t>VT, TTKT</w:t>
+      </w:r>
+      <w:r>
+        <w:rPr>
+          <w:sz w:val="22"/>
+          <w:szCs w:val="22"/>
+          <w:lang w:val="nl-NL"/>
+        </w:rPr>
+        <w:t>4</w:t>
+      </w:r>
+      <w:r>
+        <w:rPr>
+          <w:sz w:val="22"/>
+          <w:szCs w:val="22"/>
+          <w:lang w:val="nl-NL"/>
+        </w:rPr>
+        <w:t xml:space="preserve"> (03b).</w:t>
       </w:r>
     </w:p>
     <w:p>
@@ -2111,21 +2214,6 @@
         </w:rPr>
         <w:tab/>
       </w:r>
-    </w:p>
-    <w:p>
-      <w:pPr>
-        <w:tabs>
-          <w:tab w:val="center" w:pos="6804"/>
-        </w:tabs>
-        <w:jc w:val="both"/>
-        <w:rPr>
-          <w:b/>
-          <w:color w:val="000000" w:themeColor="text1"/>
-          <w:sz w:val="28"/>
-          <w:szCs w:val="28"/>
-          <w:lang w:val="nl-NL"/>
-        </w:rPr>
-      </w:pPr>
     </w:p>
     <w:p>
       <w:pPr>
@@ -2174,7 +2262,7 @@
 </file>
 
 <file path=word/endnotes.xml><?xml version="1.0" encoding="utf-8"?>
-<w:endnotes xmlns:wpc="http://schemas.microsoft.com/office/word/2010/wordprocessingCanvas" xmlns:cx="http://schemas.microsoft.com/office/drawing/2014/chartex" xmlns:cx1="http://schemas.microsoft.com/office/drawing/2015/9/8/chartex" xmlns:cx2="http://schemas.microsoft.com/office/drawing/2015/10/21/chartex" xmlns:cx3="http://schemas.microsoft.com/office/drawing/2016/5/9/chartex" xmlns:cx4="http://schemas.microsoft.com/office/drawing/2016/5/10/chartex" xmlns:cx5="http://schemas.microsoft.com/office/drawing/2016/5/11/chartex" xmlns:cx6="http://schemas.microsoft.com/office/drawing/2016/5/12/chartex" xmlns:cx7="http://schemas.microsoft.com/office/drawing/2016/5/13/chartex" xmlns:cx8="http://schemas.microsoft.com/office/drawing/2016/5/14/chartex" xmlns:mc="http://schemas.openxmlformats.org/markup-compatibility/2006" xmlns:aink="http://schemas.microsoft.com/office/drawing/2016/ink" xmlns:am3d="http://schemas.microsoft.com/office/drawing/2017/model3d" xmlns:o="urn:schemas-microsoft-com:office:office" xmlns:r="http://schemas.openxmlformats.org/officeDocument/2006/relationships" xmlns:m="http://schemas.openxmlformats.org/officeDocument/2006/math" xmlns:v="urn:schemas-microsoft-com:vml" xmlns:wp14="http://schemas.microsoft.com/office/word/2010/wordprocessingDrawing" xmlns:wp="http://schemas.openxmlformats.org/drawingml/2006/wordprocessingDrawing" xmlns:w10="urn:schemas-microsoft-com:office:word" xmlns:w="http://schemas.openxmlformats.org/wordprocessingml/2006/main" xmlns:w14="http://schemas.microsoft.com/office/word/2010/wordml" xmlns:w15="http://schemas.microsoft.com/office/word/2012/wordml" xmlns:w16cex="http://schemas.microsoft.com/office/word/2018/wordml/cex" xmlns:w16cid="http://schemas.microsoft.com/office/word/2016/wordml/cid" xmlns:w16="http://schemas.microsoft.com/office/word/2018/wordml" xmlns:w16sdtdh="http://schemas.microsoft.com/office/word/2020/wordml/sdtdatahash" xmlns:w16se="http://schemas.microsoft.com/office/word/2015/wordml/symex" xmlns:wpg="http://schemas.microsoft.com/office/word/2010/wordprocessingGroup" xmlns:wpi="http://schemas.microsoft.com/office/word/2010/wordprocessingInk" xmlns:wne="http://schemas.microsoft.com/office/word/2006/wordml" xmlns:wps="http://schemas.microsoft.com/office/word/2010/wordprocessingShape" mc:Ignorable="w14 w15 w16se w16cid w16 w16cex w16sdtdh wp14">
+<w:endnotes xmlns:wpc="http://schemas.microsoft.com/office/word/2010/wordprocessingCanvas" xmlns:cx="http://schemas.microsoft.com/office/drawing/2014/chartex" xmlns:cx1="http://schemas.microsoft.com/office/drawing/2015/9/8/chartex" xmlns:cx2="http://schemas.microsoft.com/office/drawing/2015/10/21/chartex" xmlns:cx3="http://schemas.microsoft.com/office/drawing/2016/5/9/chartex" xmlns:cx4="http://schemas.microsoft.com/office/drawing/2016/5/10/chartex" xmlns:cx5="http://schemas.microsoft.com/office/drawing/2016/5/11/chartex" xmlns:cx6="http://schemas.microsoft.com/office/drawing/2016/5/12/chartex" xmlns:cx7="http://schemas.microsoft.com/office/drawing/2016/5/13/chartex" xmlns:cx8="http://schemas.microsoft.com/office/drawing/2016/5/14/chartex" xmlns:mc="http://schemas.openxmlformats.org/markup-compatibility/2006" xmlns:aink="http://schemas.microsoft.com/office/drawing/2016/ink" xmlns:am3d="http://schemas.microsoft.com/office/drawing/2017/model3d" xmlns:o="urn:schemas-microsoft-com:office:office" xmlns:oel="http://schemas.microsoft.com/office/2019/extlst" xmlns:r="http://schemas.openxmlformats.org/officeDocument/2006/relationships" xmlns:m="http://schemas.openxmlformats.org/officeDocument/2006/math" xmlns:v="urn:schemas-microsoft-com:vml" xmlns:wp14="http://schemas.microsoft.com/office/word/2010/wordprocessingDrawing" xmlns:wp="http://schemas.openxmlformats.org/drawingml/2006/wordprocessingDrawing" xmlns:w10="urn:schemas-microsoft-com:office:word" xmlns:w="http://schemas.openxmlformats.org/wordprocessingml/2006/main" xmlns:w14="http://schemas.microsoft.com/office/word/2010/wordml" xmlns:w15="http://schemas.microsoft.com/office/word/2012/wordml" xmlns:w16cex="http://schemas.microsoft.com/office/word/2018/wordml/cex" xmlns:w16cid="http://schemas.microsoft.com/office/word/2016/wordml/cid" xmlns:w16="http://schemas.microsoft.com/office/word/2018/wordml" xmlns:w16du="http://schemas.microsoft.com/office/word/2023/wordml/word16du" xmlns:w16sdtdh="http://schemas.microsoft.com/office/word/2020/wordml/sdtdatahash" xmlns:w16sdtfl="http://schemas.microsoft.com/office/word/2024/wordml/sdtformatlock" xmlns:w16se="http://schemas.microsoft.com/office/word/2015/wordml/symex" xmlns:wpg="http://schemas.microsoft.com/office/word/2010/wordprocessingGroup" xmlns:wpi="http://schemas.microsoft.com/office/word/2010/wordprocessingInk" xmlns:wne="http://schemas.microsoft.com/office/word/2006/wordml" xmlns:wps="http://schemas.microsoft.com/office/word/2010/wordprocessingShape" mc:Ignorable="w14 w15 w16se w16cid w16 w16cex w16sdtdh w16sdtfl w16du wp14">
   <w:endnote w:type="separator" w:id="-1">
     <w:p>
       <w:r>
@@ -2193,7 +2281,7 @@
 </file>
 
 <file path=word/footer1.xml><?xml version="1.0" encoding="utf-8"?>
-<w:ftr xmlns:wpc="http://schemas.microsoft.com/office/word/2010/wordprocessingCanvas" xmlns:cx="http://schemas.microsoft.com/office/drawing/2014/chartex" xmlns:cx1="http://schemas.microsoft.com/office/drawing/2015/9/8/chartex" xmlns:cx2="http://schemas.microsoft.com/office/drawing/2015/10/21/chartex" xmlns:cx3="http://schemas.microsoft.com/office/drawing/2016/5/9/chartex" xmlns:cx4="http://schemas.microsoft.com/office/drawing/2016/5/10/chartex" xmlns:cx5="http://schemas.microsoft.com/office/drawing/2016/5/11/chartex" xmlns:cx6="http://schemas.microsoft.com/office/drawing/2016/5/12/chartex" xmlns:cx7="http://schemas.microsoft.com/office/drawing/2016/5/13/chartex" xmlns:cx8="http://schemas.microsoft.com/office/drawing/2016/5/14/chartex" xmlns:mc="http://schemas.openxmlformats.org/markup-compatibility/2006" xmlns:aink="http://schemas.microsoft.com/office/drawing/2016/ink" xmlns:am3d="http://schemas.microsoft.com/office/drawing/2017/model3d" xmlns:o="urn:schemas-microsoft-com:office:office" xmlns:r="http://schemas.openxmlformats.org/officeDocument/2006/relationships" xmlns:m="http://schemas.openxmlformats.org/officeDocument/2006/math" xmlns:v="urn:schemas-microsoft-com:vml" xmlns:wp14="http://schemas.microsoft.com/office/word/2010/wordprocessingDrawing" xmlns:wp="http://schemas.openxmlformats.org/drawingml/2006/wordprocessingDrawing" xmlns:w10="urn:schemas-microsoft-com:office:word" xmlns:w="http://schemas.openxmlformats.org/wordprocessingml/2006/main" xmlns:w14="http://schemas.microsoft.com/office/word/2010/wordml" xmlns:w15="http://schemas.microsoft.com/office/word/2012/wordml" xmlns:w16cex="http://schemas.microsoft.com/office/word/2018/wordml/cex" xmlns:w16cid="http://schemas.microsoft.com/office/word/2016/wordml/cid" xmlns:w16="http://schemas.microsoft.com/office/word/2018/wordml" xmlns:w16sdtdh="http://schemas.microsoft.com/office/word/2020/wordml/sdtdatahash" xmlns:w16se="http://schemas.microsoft.com/office/word/2015/wordml/symex" xmlns:wpg="http://schemas.microsoft.com/office/word/2010/wordprocessingGroup" xmlns:wpi="http://schemas.microsoft.com/office/word/2010/wordprocessingInk" xmlns:wne="http://schemas.microsoft.com/office/word/2006/wordml" xmlns:wps="http://schemas.microsoft.com/office/word/2010/wordprocessingShape" mc:Ignorable="w14 w15 w16se w16cid w16 w16cex w16sdtdh wp14">
+<w:ftr xmlns:wpc="http://schemas.microsoft.com/office/word/2010/wordprocessingCanvas" xmlns:cx="http://schemas.microsoft.com/office/drawing/2014/chartex" xmlns:cx1="http://schemas.microsoft.com/office/drawing/2015/9/8/chartex" xmlns:cx2="http://schemas.microsoft.com/office/drawing/2015/10/21/chartex" xmlns:cx3="http://schemas.microsoft.com/office/drawing/2016/5/9/chartex" xmlns:cx4="http://schemas.microsoft.com/office/drawing/2016/5/10/chartex" xmlns:cx5="http://schemas.microsoft.com/office/drawing/2016/5/11/chartex" xmlns:cx6="http://schemas.microsoft.com/office/drawing/2016/5/12/chartex" xmlns:cx7="http://schemas.microsoft.com/office/drawing/2016/5/13/chartex" xmlns:cx8="http://schemas.microsoft.com/office/drawing/2016/5/14/chartex" xmlns:mc="http://schemas.openxmlformats.org/markup-compatibility/2006" xmlns:aink="http://schemas.microsoft.com/office/drawing/2016/ink" xmlns:am3d="http://schemas.microsoft.com/office/drawing/2017/model3d" xmlns:o="urn:schemas-microsoft-com:office:office" xmlns:oel="http://schemas.microsoft.com/office/2019/extlst" xmlns:r="http://schemas.openxmlformats.org/officeDocument/2006/relationships" xmlns:m="http://schemas.openxmlformats.org/officeDocument/2006/math" xmlns:v="urn:schemas-microsoft-com:vml" xmlns:wp14="http://schemas.microsoft.com/office/word/2010/wordprocessingDrawing" xmlns:wp="http://schemas.openxmlformats.org/drawingml/2006/wordprocessingDrawing" xmlns:w10="urn:schemas-microsoft-com:office:word" xmlns:w="http://schemas.openxmlformats.org/wordprocessingml/2006/main" xmlns:w14="http://schemas.microsoft.com/office/word/2010/wordml" xmlns:w15="http://schemas.microsoft.com/office/word/2012/wordml" xmlns:w16cex="http://schemas.microsoft.com/office/word/2018/wordml/cex" xmlns:w16cid="http://schemas.microsoft.com/office/word/2016/wordml/cid" xmlns:w16="http://schemas.microsoft.com/office/word/2018/wordml" xmlns:w16du="http://schemas.microsoft.com/office/word/2023/wordml/word16du" xmlns:w16sdtdh="http://schemas.microsoft.com/office/word/2020/wordml/sdtdatahash" xmlns:w16sdtfl="http://schemas.microsoft.com/office/word/2024/wordml/sdtformatlock" xmlns:w16se="http://schemas.microsoft.com/office/word/2015/wordml/symex" xmlns:wpg="http://schemas.microsoft.com/office/word/2010/wordprocessingGroup" xmlns:wpi="http://schemas.microsoft.com/office/word/2010/wordprocessingInk" xmlns:wne="http://schemas.microsoft.com/office/word/2006/wordml" xmlns:wps="http://schemas.microsoft.com/office/word/2010/wordprocessingShape" mc:Ignorable="w14 w15 w16se w16cid w16 w16cex w16sdtdh w16sdtfl w16du wp14">
   <w:p>
     <w:pPr>
       <w:pStyle w:val="Footer"/>
@@ -2207,7 +2295,7 @@
 </file>
 
 <file path=word/footnotes.xml><?xml version="1.0" encoding="utf-8"?>
-<w:footnotes xmlns:wpc="http://schemas.microsoft.com/office/word/2010/wordprocessingCanvas" xmlns:cx="http://schemas.microsoft.com/office/drawing/2014/chartex" xmlns:cx1="http://schemas.microsoft.com/office/drawing/2015/9/8/chartex" xmlns:cx2="http://schemas.microsoft.com/office/drawing/2015/10/21/chartex" xmlns:cx3="http://schemas.microsoft.com/office/drawing/2016/5/9/chartex" xmlns:cx4="http://schemas.microsoft.com/office/drawing/2016/5/10/chartex" xmlns:cx5="http://schemas.microsoft.com/office/drawing/2016/5/11/chartex" xmlns:cx6="http://schemas.microsoft.com/office/drawing/2016/5/12/chartex" xmlns:cx7="http://schemas.microsoft.com/office/drawing/2016/5/13/chartex" xmlns:cx8="http://schemas.microsoft.com/office/drawing/2016/5/14/chartex" xmlns:mc="http://schemas.openxmlformats.org/markup-compatibility/2006" xmlns:aink="http://schemas.microsoft.com/office/drawing/2016/ink" xmlns:am3d="http://schemas.microsoft.com/office/drawing/2017/model3d" xmlns:o="urn:schemas-microsoft-com:office:office" xmlns:r="http://schemas.openxmlformats.org/officeDocument/2006/relationships" xmlns:m="http://schemas.openxmlformats.org/officeDocument/2006/math" xmlns:v="urn:schemas-microsoft-com:vml" xmlns:wp14="http://schemas.microsoft.com/office/word/2010/wordprocessingDrawing" xmlns:wp="http://schemas.openxmlformats.org/drawingml/2006/wordprocessingDrawing" xmlns:w10="urn:schemas-microsoft-com:office:word" xmlns:w="http://schemas.openxmlformats.org/wordprocessingml/2006/main" xmlns:w14="http://schemas.microsoft.com/office/word/2010/wordml" xmlns:w15="http://schemas.microsoft.com/office/word/2012/wordml" xmlns:w16cex="http://schemas.microsoft.com/office/word/2018/wordml/cex" xmlns:w16cid="http://schemas.microsoft.com/office/word/2016/wordml/cid" xmlns:w16="http://schemas.microsoft.com/office/word/2018/wordml" xmlns:w16sdtdh="http://schemas.microsoft.com/office/word/2020/wordml/sdtdatahash" xmlns:w16se="http://schemas.microsoft.com/office/word/2015/wordml/symex" xmlns:wpg="http://schemas.microsoft.com/office/word/2010/wordprocessingGroup" xmlns:wpi="http://schemas.microsoft.com/office/word/2010/wordprocessingInk" xmlns:wne="http://schemas.microsoft.com/office/word/2006/wordml" xmlns:wps="http://schemas.microsoft.com/office/word/2010/wordprocessingShape" mc:Ignorable="w14 w15 w16se w16cid w16 w16cex w16sdtdh wp14">
+<w:footnotes xmlns:wpc="http://schemas.microsoft.com/office/word/2010/wordprocessingCanvas" xmlns:cx="http://schemas.microsoft.com/office/drawing/2014/chartex" xmlns:cx1="http://schemas.microsoft.com/office/drawing/2015/9/8/chartex" xmlns:cx2="http://schemas.microsoft.com/office/drawing/2015/10/21/chartex" xmlns:cx3="http://schemas.microsoft.com/office/drawing/2016/5/9/chartex" xmlns:cx4="http://schemas.microsoft.com/office/drawing/2016/5/10/chartex" xmlns:cx5="http://schemas.microsoft.com/office/drawing/2016/5/11/chartex" xmlns:cx6="http://schemas.microsoft.com/office/drawing/2016/5/12/chartex" xmlns:cx7="http://schemas.microsoft.com/office/drawing/2016/5/13/chartex" xmlns:cx8="http://schemas.microsoft.com/office/drawing/2016/5/14/chartex" xmlns:mc="http://schemas.openxmlformats.org/markup-compatibility/2006" xmlns:aink="http://schemas.microsoft.com/office/drawing/2016/ink" xmlns:am3d="http://schemas.microsoft.com/office/drawing/2017/model3d" xmlns:o="urn:schemas-microsoft-com:office:office" xmlns:oel="http://schemas.microsoft.com/office/2019/extlst" xmlns:r="http://schemas.openxmlformats.org/officeDocument/2006/relationships" xmlns:m="http://schemas.openxmlformats.org/officeDocument/2006/math" xmlns:v="urn:schemas-microsoft-com:vml" xmlns:wp14="http://schemas.microsoft.com/office/word/2010/wordprocessingDrawing" xmlns:wp="http://schemas.openxmlformats.org/drawingml/2006/wordprocessingDrawing" xmlns:w10="urn:schemas-microsoft-com:office:word" xmlns:w="http://schemas.openxmlformats.org/wordprocessingml/2006/main" xmlns:w14="http://schemas.microsoft.com/office/word/2010/wordml" xmlns:w15="http://schemas.microsoft.com/office/word/2012/wordml" xmlns:w16cex="http://schemas.microsoft.com/office/word/2018/wordml/cex" xmlns:w16cid="http://schemas.microsoft.com/office/word/2016/wordml/cid" xmlns:w16="http://schemas.microsoft.com/office/word/2018/wordml" xmlns:w16du="http://schemas.microsoft.com/office/word/2023/wordml/word16du" xmlns:w16sdtdh="http://schemas.microsoft.com/office/word/2020/wordml/sdtdatahash" xmlns:w16sdtfl="http://schemas.microsoft.com/office/word/2024/wordml/sdtformatlock" xmlns:w16se="http://schemas.microsoft.com/office/word/2015/wordml/symex" xmlns:wpg="http://schemas.microsoft.com/office/word/2010/wordprocessingGroup" xmlns:wpi="http://schemas.microsoft.com/office/word/2010/wordprocessingInk" xmlns:wne="http://schemas.microsoft.com/office/word/2006/wordml" xmlns:wps="http://schemas.microsoft.com/office/word/2010/wordprocessingShape" mc:Ignorable="w14 w15 w16se w16cid w16 w16cex w16sdtdh w16sdtfl w16du wp14">
   <w:footnote w:type="separator" w:id="-1">
     <w:p>
       <w:r>
@@ -2226,7 +2314,7 @@
 </file>
 
 <file path=word/numbering.xml><?xml version="1.0" encoding="utf-8"?>
-<w:numbering xmlns:wpc="http://schemas.microsoft.com/office/word/2010/wordprocessingCanvas" xmlns:cx="http://schemas.microsoft.com/office/drawing/2014/chartex" xmlns:cx1="http://schemas.microsoft.com/office/drawing/2015/9/8/chartex" xmlns:cx2="http://schemas.microsoft.com/office/drawing/2015/10/21/chartex" xmlns:cx3="http://schemas.microsoft.com/office/drawing/2016/5/9/chartex" xmlns:cx4="http://schemas.microsoft.com/office/drawing/2016/5/10/chartex" xmlns:cx5="http://schemas.microsoft.com/office/drawing/2016/5/11/chartex" xmlns:cx6="http://schemas.microsoft.com/office/drawing/2016/5/12/chartex" xmlns:cx7="http://schemas.microsoft.com/office/drawing/2016/5/13/chartex" xmlns:cx8="http://schemas.microsoft.com/office/drawing/2016/5/14/chartex" xmlns:mc="http://schemas.openxmlformats.org/markup-compatibility/2006" xmlns:aink="http://schemas.microsoft.com/office/drawing/2016/ink" xmlns:am3d="http://schemas.microsoft.com/office/drawing/2017/model3d" xmlns:o="urn:schemas-microsoft-com:office:office" xmlns:r="http://schemas.openxmlformats.org/officeDocument/2006/relationships" xmlns:m="http://schemas.openxmlformats.org/officeDocument/2006/math" xmlns:v="urn:schemas-microsoft-com:vml" xmlns:wp14="http://schemas.microsoft.com/office/word/2010/wordprocessingDrawing" xmlns:wp="http://schemas.openxmlformats.org/drawingml/2006/wordprocessingDrawing" xmlns:w10="urn:schemas-microsoft-com:office:word" xmlns:w="http://schemas.openxmlformats.org/wordprocessingml/2006/main" xmlns:w14="http://schemas.microsoft.com/office/word/2010/wordml" xmlns:w15="http://schemas.microsoft.com/office/word/2012/wordml" xmlns:w16cex="http://schemas.microsoft.com/office/word/2018/wordml/cex" xmlns:w16cid="http://schemas.microsoft.com/office/word/2016/wordml/cid" xmlns:w16="http://schemas.microsoft.com/office/word/2018/wordml" xmlns:w16sdtdh="http://schemas.microsoft.com/office/word/2020/wordml/sdtdatahash" xmlns:w16se="http://schemas.microsoft.com/office/word/2015/wordml/symex" xmlns:wpg="http://schemas.microsoft.com/office/word/2010/wordprocessingGroup" xmlns:wpi="http://schemas.microsoft.com/office/word/2010/wordprocessingInk" xmlns:wne="http://schemas.microsoft.com/office/word/2006/wordml" xmlns:wps="http://schemas.microsoft.com/office/word/2010/wordprocessingShape" mc:Ignorable="w14 w15 w16se w16cid w16 w16cex w16sdtdh wp14">
+<w:numbering xmlns:wpc="http://schemas.microsoft.com/office/word/2010/wordprocessingCanvas" xmlns:cx="http://schemas.microsoft.com/office/drawing/2014/chartex" xmlns:cx1="http://schemas.microsoft.com/office/drawing/2015/9/8/chartex" xmlns:cx2="http://schemas.microsoft.com/office/drawing/2015/10/21/chartex" xmlns:cx3="http://schemas.microsoft.com/office/drawing/2016/5/9/chartex" xmlns:cx4="http://schemas.microsoft.com/office/drawing/2016/5/10/chartex" xmlns:cx5="http://schemas.microsoft.com/office/drawing/2016/5/11/chartex" xmlns:cx6="http://schemas.microsoft.com/office/drawing/2016/5/12/chartex" xmlns:cx7="http://schemas.microsoft.com/office/drawing/2016/5/13/chartex" xmlns:cx8="http://schemas.microsoft.com/office/drawing/2016/5/14/chartex" xmlns:mc="http://schemas.openxmlformats.org/markup-compatibility/2006" xmlns:aink="http://schemas.microsoft.com/office/drawing/2016/ink" xmlns:am3d="http://schemas.microsoft.com/office/drawing/2017/model3d" xmlns:o="urn:schemas-microsoft-com:office:office" xmlns:oel="http://schemas.microsoft.com/office/2019/extlst" xmlns:r="http://schemas.openxmlformats.org/officeDocument/2006/relationships" xmlns:m="http://schemas.openxmlformats.org/officeDocument/2006/math" xmlns:v="urn:schemas-microsoft-com:vml" xmlns:wp14="http://schemas.microsoft.com/office/word/2010/wordprocessingDrawing" xmlns:wp="http://schemas.openxmlformats.org/drawingml/2006/wordprocessingDrawing" xmlns:w10="urn:schemas-microsoft-com:office:word" xmlns:w="http://schemas.openxmlformats.org/wordprocessingml/2006/main" xmlns:w14="http://schemas.microsoft.com/office/word/2010/wordml" xmlns:w15="http://schemas.microsoft.com/office/word/2012/wordml" xmlns:w16cex="http://schemas.microsoft.com/office/word/2018/wordml/cex" xmlns:w16cid="http://schemas.microsoft.com/office/word/2016/wordml/cid" xmlns:w16="http://schemas.microsoft.com/office/word/2018/wordml" xmlns:w16du="http://schemas.microsoft.com/office/word/2023/wordml/word16du" xmlns:w16sdtdh="http://schemas.microsoft.com/office/word/2020/wordml/sdtdatahash" xmlns:w16sdtfl="http://schemas.microsoft.com/office/word/2024/wordml/sdtformatlock" xmlns:w16se="http://schemas.microsoft.com/office/word/2015/wordml/symex" xmlns:wpg="http://schemas.microsoft.com/office/word/2010/wordprocessingGroup" xmlns:wpi="http://schemas.microsoft.com/office/word/2010/wordprocessingInk" xmlns:wne="http://schemas.microsoft.com/office/word/2006/wordml" xmlns:wps="http://schemas.microsoft.com/office/word/2010/wordprocessingShape" mc:Ignorable="w14 w15 w16se w16cid w16 w16cex w16sdtdh w16sdtfl w16du wp14">
   <w:abstractNum w:abstractNumId="0" w15:restartNumberingAfterBreak="0">
     <w:nsid w:val="1BDE4D8A"/>
     <w:multiLevelType w:val="hybridMultilevel"/>
@@ -2479,17 +2567,17 @@
       </w:rPr>
     </w:lvl>
   </w:abstractNum>
-  <w:num w:numId="1">
+  <w:num w:numId="1" w16cid:durableId="1830290743">
     <w:abstractNumId w:val="0"/>
   </w:num>
-  <w:num w:numId="2">
+  <w:num w:numId="2" w16cid:durableId="334579176">
     <w:abstractNumId w:val="1"/>
   </w:num>
 </w:numbering>
 </file>
 
 <file path=word/styles.xml><?xml version="1.0" encoding="utf-8"?>
-<w:styles xmlns:mc="http://schemas.openxmlformats.org/markup-compatibility/2006" xmlns:r="http://schemas.openxmlformats.org/officeDocument/2006/relationships" xmlns:w="http://schemas.openxmlformats.org/wordprocessingml/2006/main" xmlns:w14="http://schemas.microsoft.com/office/word/2010/wordml" xmlns:w15="http://schemas.microsoft.com/office/word/2012/wordml" xmlns:w16cex="http://schemas.microsoft.com/office/word/2018/wordml/cex" xmlns:w16cid="http://schemas.microsoft.com/office/word/2016/wordml/cid" xmlns:w16="http://schemas.microsoft.com/office/word/2018/wordml" xmlns:w16sdtdh="http://schemas.microsoft.com/office/word/2020/wordml/sdtdatahash" xmlns:w16se="http://schemas.microsoft.com/office/word/2015/wordml/symex" mc:Ignorable="w14 w15 w16se w16cid w16 w16cex w16sdtdh">
+<w:styles xmlns:mc="http://schemas.openxmlformats.org/markup-compatibility/2006" xmlns:r="http://schemas.openxmlformats.org/officeDocument/2006/relationships" xmlns:w="http://schemas.openxmlformats.org/wordprocessingml/2006/main" xmlns:w14="http://schemas.microsoft.com/office/word/2010/wordml" xmlns:w15="http://schemas.microsoft.com/office/word/2012/wordml" xmlns:w16cex="http://schemas.microsoft.com/office/word/2018/wordml/cex" xmlns:w16cid="http://schemas.microsoft.com/office/word/2016/wordml/cid" xmlns:w16="http://schemas.microsoft.com/office/word/2018/wordml" xmlns:w16du="http://schemas.microsoft.com/office/word/2023/wordml/word16du" xmlns:w16sdtdh="http://schemas.microsoft.com/office/word/2020/wordml/sdtdatahash" xmlns:w16sdtfl="http://schemas.microsoft.com/office/word/2024/wordml/sdtformatlock" xmlns:w16se="http://schemas.microsoft.com/office/word/2015/wordml/symex" mc:Ignorable="w14 w15 w16se w16cid w16 w16cex w16sdtdh w16sdtfl w16du">
   <w:docDefaults>
     <w:rPrDefault>
       <w:rPr>
@@ -2599,6 +2687,7 @@
     <w:lsdException w:name="HTML Sample" w:semiHidden="1" w:unhideWhenUsed="1"/>
     <w:lsdException w:name="HTML Typewriter" w:semiHidden="1" w:unhideWhenUsed="1"/>
     <w:lsdException w:name="HTML Variable" w:semiHidden="1" w:unhideWhenUsed="1"/>
+    <w:lsdException w:name="Normal Table" w:semiHidden="1" w:unhideWhenUsed="1"/>
     <w:lsdException w:name="annotation subject" w:semiHidden="1" w:unhideWhenUsed="1"/>
     <w:lsdException w:name="No List" w:semiHidden="1" w:unhideWhenUsed="1"/>
     <w:lsdException w:name="Outline List 1" w:semiHidden="1" w:unhideWhenUsed="1"/>
@@ -2641,8 +2730,11 @@
     <w:lsdException w:name="Table Contemporary" w:semiHidden="1" w:unhideWhenUsed="1"/>
     <w:lsdException w:name="Table Elegant" w:semiHidden="1" w:unhideWhenUsed="1"/>
     <w:lsdException w:name="Table Professional" w:semiHidden="1" w:unhideWhenUsed="1"/>
+    <w:lsdException w:name="Table Subtle 1" w:semiHidden="1" w:unhideWhenUsed="1"/>
     <w:lsdException w:name="Table Subtle 2" w:semiHidden="1" w:unhideWhenUsed="1"/>
     <w:lsdException w:name="Table Web 1" w:semiHidden="1" w:unhideWhenUsed="1"/>
+    <w:lsdException w:name="Table Web 2" w:semiHidden="1" w:unhideWhenUsed="1"/>
+    <w:lsdException w:name="Table Web 3" w:semiHidden="1" w:unhideWhenUsed="1"/>
     <w:lsdException w:name="Balloon Text" w:semiHidden="1" w:unhideWhenUsed="1"/>
     <w:lsdException w:name="Table Theme" w:semiHidden="1" w:unhideWhenUsed="1"/>
     <w:lsdException w:name="Placeholder Text" w:semiHidden="1" w:uiPriority="99"/>
